--- a/Blogs/Article on Iran war_Final.docx
+++ b/Blogs/Article on Iran war_Final.docx
@@ -1636,7 +1636,7 @@
     <w:p>
       <w:pPr>
         <w:shd w:val="clear" w:color="auto" w:fill="FFFFFF"/>
-        <w:spacing w:before="75" w:after="150" w:line="348" w:lineRule="atLeast"/>
+        <w:spacing w:before="75" w:after="150" w:line="240" w:lineRule="auto"/>
         <w:jc w:val="both"/>
         <w:outlineLvl w:val="1"/>
         <w:rPr>
@@ -1782,7 +1782,7 @@
         <w:rPr>
           <w:rFonts w:ascii="Aptos" w:hAnsi="Aptos"/>
         </w:rPr>
-        <w:t>#</w:t>
+        <w:t>&lt;h1&gt;&lt;strong&gt;</w:t>
       </w:r>
       <w:r>
         <w:rPr>
@@ -1791,6 +1791,14 @@
           <w:bCs/>
         </w:rPr>
         <w:t>Sectoral impacts of the US-Iran War</w:t>
+      </w:r>
+      <w:r>
+        <w:rPr>
+          <w:rFonts w:ascii="Aptos" w:hAnsi="Aptos"/>
+          <w:b/>
+          <w:bCs/>
+        </w:rPr>
+        <w:t>&lt;/strong&gt;&lt;/h1&gt;</w:t>
       </w:r>
     </w:p>
     <w:p>
@@ -1804,11 +1812,24 @@
         <w:rPr>
           <w:rFonts w:ascii="Aptos" w:hAnsi="Aptos"/>
         </w:rPr>
-        <w:t>### Impact on Africa's Airline Industry: Crisis as Catalyst</w:t>
+        <w:t>&lt;h2&gt;</w:t>
+      </w:r>
+      <w:r>
+        <w:rPr>
+          <w:rFonts w:ascii="Aptos" w:hAnsi="Aptos"/>
+        </w:rPr>
+        <w:t>Impact on Africa's Airline Industry: Crisis as Catalyst</w:t>
+      </w:r>
+      <w:r>
+        <w:rPr>
+          <w:rFonts w:ascii="Aptos" w:hAnsi="Aptos"/>
+        </w:rPr>
+        <w:t>&lt;/h2&gt;</w:t>
       </w:r>
     </w:p>
     <w:p>
       <w:pPr>
+        <w:spacing w:line="276" w:lineRule="auto"/>
         <w:jc w:val="both"/>
         <w:rPr>
           <w:rFonts w:ascii="Aptos" w:hAnsi="Aptos"/>
@@ -1818,6 +1839,12 @@
         <w:rPr>
           <w:rFonts w:ascii="Aptos" w:hAnsi="Aptos"/>
         </w:rPr>
+        <w:t>&lt;p&gt;</w:t>
+      </w:r>
+      <w:r>
+        <w:rPr>
+          <w:rFonts w:ascii="Aptos" w:hAnsi="Aptos"/>
+        </w:rPr>
         <w:t>The war between the US and Iran is delivering a powerful shock to Africa's tourism and airline industries</w:t>
       </w:r>
       <w:r>
@@ -1860,7 +1887,27 @@
         <w:rPr>
           <w:rFonts w:ascii="Aptos" w:hAnsi="Aptos"/>
         </w:rPr>
-        <w:t xml:space="preserve"> Africa's own carriers.</w:t>
+        <w:t xml:space="preserve"> Africa's own </w:t>
+      </w:r>
+      <w:proofErr w:type="gramStart"/>
+      <w:r>
+        <w:rPr>
+          <w:rFonts w:ascii="Aptos" w:hAnsi="Aptos"/>
+        </w:rPr>
+        <w:t>carriers.</w:t>
+      </w:r>
+      <w:r>
+        <w:rPr>
+          <w:rFonts w:ascii="Aptos" w:hAnsi="Aptos"/>
+        </w:rPr>
+        <w:t>&lt;</w:t>
+      </w:r>
+      <w:proofErr w:type="gramEnd"/>
+      <w:r>
+        <w:rPr>
+          <w:rFonts w:ascii="Aptos" w:hAnsi="Aptos"/>
+        </w:rPr>
+        <w:t>/p&gt;</w:t>
       </w:r>
     </w:p>
     <w:p>
@@ -1874,28 +1921,76 @@
         <w:rPr>
           <w:rFonts w:ascii="Aptos" w:hAnsi="Aptos"/>
         </w:rPr>
-        <w:t xml:space="preserve">- **Immediate Disruption and Stranded Passengers**: The closure of airspace over several Gulf states, including the UAE and Qatar, on February 28, 2026, led to the mass cancellation of flights by major Gulf carriers like **Emirates, Qatar Airways, Etihad Airways, and Saudia**. </w:t>
+        <w:t>&lt;p&gt;&lt;strong&gt;</w:t>
+      </w:r>
+      <w:r>
+        <w:rPr>
+          <w:rFonts w:ascii="Aptos" w:hAnsi="Aptos"/>
+        </w:rPr>
+        <w:t>Immediate Disruption and Stranded Passengers</w:t>
+      </w:r>
+      <w:r>
+        <w:rPr>
+          <w:rFonts w:ascii="Aptos" w:hAnsi="Aptos"/>
+        </w:rPr>
+        <w:t>&lt;/strong&gt;</w:t>
+      </w:r>
+      <w:r>
+        <w:rPr>
+          <w:rFonts w:ascii="Aptos" w:hAnsi="Aptos"/>
+        </w:rPr>
+        <w:t xml:space="preserve">: The closure of airspace over several Gulf states, including the UAE and Qatar, on February 28, 2026, led to the mass cancellation of flights by major Gulf carriers like </w:t>
+      </w:r>
+      <w:r>
+        <w:rPr>
+          <w:rFonts w:ascii="Aptos" w:hAnsi="Aptos"/>
+        </w:rPr>
+        <w:t>&lt;strong&gt;</w:t>
+      </w:r>
+      <w:r>
+        <w:rPr>
+          <w:rFonts w:ascii="Aptos" w:hAnsi="Aptos"/>
+        </w:rPr>
+        <w:t>Emirates, Qatar Airways, Etihad Airways, and Saudia</w:t>
+      </w:r>
+      <w:r>
+        <w:rPr>
+          <w:rFonts w:ascii="Aptos" w:hAnsi="Aptos"/>
+        </w:rPr>
+        <w:t>&lt;/strong&gt;</w:t>
+      </w:r>
+      <w:r>
+        <w:rPr>
+          <w:rFonts w:ascii="Aptos" w:hAnsi="Aptos"/>
+        </w:rPr>
+        <w:t xml:space="preserve">. </w:t>
       </w:r>
       <w:proofErr w:type="gramStart"/>
       <w:r>
         <w:rPr>
           <w:rFonts w:ascii="Aptos" w:hAnsi="Aptos"/>
         </w:rPr>
-        <w:t xml:space="preserve">This left hundreds </w:t>
+        <w:t>This left hundreds of passengers</w:t>
+      </w:r>
+      <w:proofErr w:type="gramEnd"/>
+      <w:r>
+        <w:rPr>
+          <w:rFonts w:ascii="Aptos" w:hAnsi="Aptos"/>
+        </w:rPr>
+        <w:t xml:space="preserve"> stranded at major African airports like Accra's </w:t>
       </w:r>
       <w:r>
         <w:rPr>
           <w:rFonts w:ascii="Aptos" w:hAnsi="Aptos"/>
         </w:rPr>
         <w:lastRenderedPageBreak/>
-        <w:t>of passengers</w:t>
-      </w:r>
-      <w:proofErr w:type="gramEnd"/>
-      <w:r>
-        <w:rPr>
-          <w:rFonts w:ascii="Aptos" w:hAnsi="Aptos"/>
-        </w:rPr>
-        <w:t xml:space="preserve"> stranded at major African airports like Accra's Kotoka International Airport, as a key transit link connecting the continent to global destinations was abruptly severed.</w:t>
+        <w:t>Kotoka International Airport, as a key transit link connecting the continent to global destinations was abruptly severed.</w:t>
+      </w:r>
+      <w:r>
+        <w:rPr>
+          <w:rFonts w:ascii="Aptos" w:hAnsi="Aptos"/>
+        </w:rPr>
+        <w:t>&lt;/p&gt;</w:t>
       </w:r>
     </w:p>
     <w:p>
@@ -1909,7 +2004,37 @@
         <w:rPr>
           <w:rFonts w:ascii="Aptos" w:hAnsi="Aptos"/>
         </w:rPr>
-        <w:t xml:space="preserve">- **African Airlines Step into the Breach**: The crisis has, however, empowered African airlines. With Gulf carriers unable to operate, airlines such as **Ethiopian Airlines, Kenya Airways, and </w:t>
+        <w:t>&lt;p&gt;&lt;strong&gt;</w:t>
+      </w:r>
+      <w:r>
+        <w:rPr>
+          <w:rFonts w:ascii="Aptos" w:hAnsi="Aptos"/>
+        </w:rPr>
+        <w:t>African Airlines Step into the Breach</w:t>
+      </w:r>
+      <w:r>
+        <w:rPr>
+          <w:rFonts w:ascii="Aptos" w:hAnsi="Aptos"/>
+        </w:rPr>
+        <w:t>&lt;/strong&gt;</w:t>
+      </w:r>
+      <w:r>
+        <w:rPr>
+          <w:rFonts w:ascii="Aptos" w:hAnsi="Aptos"/>
+        </w:rPr>
+        <w:t xml:space="preserve">: The crisis has, however, empowered African airlines. With Gulf carriers unable to operate, airlines such as </w:t>
+      </w:r>
+      <w:r>
+        <w:rPr>
+          <w:rFonts w:ascii="Aptos" w:hAnsi="Aptos"/>
+        </w:rPr>
+        <w:t>&lt;strong&gt;</w:t>
+      </w:r>
+      <w:r>
+        <w:rPr>
+          <w:rFonts w:ascii="Aptos" w:hAnsi="Aptos"/>
+        </w:rPr>
+        <w:t xml:space="preserve">Ethiopian Airlines, Kenya Airways, and </w:t>
       </w:r>
       <w:proofErr w:type="spellStart"/>
       <w:r>
@@ -1923,7 +2048,13 @@
         <w:rPr>
           <w:rFonts w:ascii="Aptos" w:hAnsi="Aptos"/>
         </w:rPr>
-        <w:t xml:space="preserve">** have become the go-to </w:t>
+        <w:t>&lt;/strong&gt;</w:t>
+      </w:r>
+      <w:r>
+        <w:rPr>
+          <w:rFonts w:ascii="Aptos" w:hAnsi="Aptos"/>
+        </w:rPr>
+        <w:t xml:space="preserve"> have become the go-to </w:t>
       </w:r>
       <w:proofErr w:type="gramStart"/>
       <w:r>
@@ -1949,7 +2080,27 @@
         <w:rPr>
           <w:rFonts w:ascii="Aptos" w:hAnsi="Aptos"/>
         </w:rPr>
-        <w:t>For African airlines, this is a pivotal moment to capture market share and demonstrate their reliability.</w:t>
+        <w:t xml:space="preserve">For African airlines, this is a pivotal moment to capture market share and demonstrate their </w:t>
+      </w:r>
+      <w:proofErr w:type="gramStart"/>
+      <w:r>
+        <w:rPr>
+          <w:rFonts w:ascii="Aptos" w:hAnsi="Aptos"/>
+        </w:rPr>
+        <w:t>reliability.</w:t>
+      </w:r>
+      <w:r>
+        <w:rPr>
+          <w:rFonts w:ascii="Aptos" w:hAnsi="Aptos"/>
+        </w:rPr>
+        <w:t>&lt;</w:t>
+      </w:r>
+      <w:proofErr w:type="gramEnd"/>
+      <w:r>
+        <w:rPr>
+          <w:rFonts w:ascii="Aptos" w:hAnsi="Aptos"/>
+        </w:rPr>
+        <w:t>/p&gt;</w:t>
       </w:r>
       <w:r>
         <w:rPr>
@@ -1969,19 +2120,57 @@
         <w:rPr>
           <w:rFonts w:ascii="Aptos" w:hAnsi="Aptos"/>
         </w:rPr>
-        <w:t>- **Rising Costs and Reduced Demand**: The conflict is driving up the cost of travel. Airlines are forced to take longer routes to avoid conflict zones, leading to increased fuel consumption, higher crew costs, and pressure on profitability—costs that are often passed on to consumers through higher airfares. This can dampen demand, especially among price-sensitive leisure travelers. Furthermore, global economic uncertainty caused by the war can lead households to delay or cancel international vacations</w:t>
-      </w:r>
-      <w:r>
-        <w:rPr>
-          <w:rFonts w:ascii="Aptos" w:hAnsi="Aptos"/>
-        </w:rPr>
-        <w:t xml:space="preserve"> with negative implications for tourism</w:t>
+        <w:t>&lt;p&gt;&lt;strong&gt;</w:t>
+      </w:r>
+      <w:r>
+        <w:rPr>
+          <w:rFonts w:ascii="Aptos" w:hAnsi="Aptos"/>
+        </w:rPr>
+        <w:t>Rising Costs and Reduced Demand</w:t>
+      </w:r>
+      <w:r>
+        <w:rPr>
+          <w:rFonts w:ascii="Aptos" w:hAnsi="Aptos"/>
+        </w:rPr>
+        <w:t>&lt;/strong&gt;</w:t>
+      </w:r>
+      <w:r>
+        <w:rPr>
+          <w:rFonts w:ascii="Aptos" w:hAnsi="Aptos"/>
+        </w:rPr>
+        <w:t>: The conflict is driving up the cost of travel. Airlines are forced to take longer routes to avoid conflict zones, leading to increased fuel consumption, higher crew costs, and pressure on profitability—costs that are often passed on to consumers through higher airfares. This can dampen demand, especially among price-sensitive leisure travelers. Furthermore, global economic uncertainty caused by the war can lead households to delay or cancel international vacations</w:t>
+      </w:r>
+      <w:r>
+        <w:rPr>
+          <w:rFonts w:ascii="Aptos" w:hAnsi="Aptos"/>
+        </w:rPr>
+        <w:t xml:space="preserve"> with negative implications for </w:t>
+      </w:r>
+      <w:proofErr w:type="gramStart"/>
+      <w:r>
+        <w:rPr>
+          <w:rFonts w:ascii="Aptos" w:hAnsi="Aptos"/>
+        </w:rPr>
+        <w:t>tourism</w:t>
       </w:r>
       <w:r>
         <w:rPr>
           <w:rFonts w:ascii="Aptos" w:hAnsi="Aptos"/>
         </w:rPr>
         <w:t>.</w:t>
+      </w:r>
+      <w:r>
+        <w:rPr>
+          <w:rFonts w:ascii="Aptos" w:hAnsi="Aptos"/>
+        </w:rPr>
+        <w:t>&lt;</w:t>
+      </w:r>
+      <w:proofErr w:type="gramEnd"/>
+      <w:r>
+        <w:rPr>
+          <w:rFonts w:ascii="Aptos" w:hAnsi="Aptos"/>
+        </w:rPr>
+        <w:t>/p&gt;</w:t>
       </w:r>
     </w:p>
     <w:p>
@@ -1995,16 +2184,70 @@
         <w:rPr>
           <w:rFonts w:ascii="Aptos" w:hAnsi="Aptos"/>
         </w:rPr>
-        <w:t xml:space="preserve">- **The "Guilt by Association" Effect**: Tourism demand is highly sensitive to perceptions of safety. Even destinations far removed from the conflict can suffer from "guilt by association," as travelers often perceive regional risk broadly rather than distinguishing between individual countries. This poses a significant threat to North African destinations like **Egypt**. Despite being on high alert, flights to and from Cairo have been disrupted, and its proximity to the conflict zone could deter </w:t>
+        <w:t>&lt;p&gt;&lt;strong&gt;</w:t>
+      </w:r>
+      <w:r>
+        <w:rPr>
+          <w:rFonts w:ascii="Aptos" w:hAnsi="Aptos"/>
+        </w:rPr>
+        <w:t>The "Guilt by Association" Effect</w:t>
+      </w:r>
+      <w:r>
+        <w:rPr>
+          <w:rFonts w:ascii="Aptos" w:hAnsi="Aptos"/>
+        </w:rPr>
+        <w:t>&lt;/strong&gt;</w:t>
+      </w:r>
+      <w:r>
+        <w:rPr>
+          <w:rFonts w:ascii="Aptos" w:hAnsi="Aptos"/>
+        </w:rPr>
+        <w:t xml:space="preserve">: Tourism demand is highly sensitive to perceptions of safety. Even destinations far removed from the conflict can suffer from "guilt by association," as travelers often perceive regional risk broadly rather than distinguishing between individual countries. This poses a significant threat to North African destinations like </w:t>
+      </w:r>
+      <w:r>
+        <w:rPr>
+          <w:rFonts w:ascii="Aptos" w:hAnsi="Aptos"/>
+        </w:rPr>
+        <w:t>&lt;strong&gt;</w:t>
+      </w:r>
+      <w:r>
+        <w:rPr>
+          <w:rFonts w:ascii="Aptos" w:hAnsi="Aptos"/>
+        </w:rPr>
+        <w:t>Egypt</w:t>
+      </w:r>
+      <w:r>
+        <w:rPr>
+          <w:rFonts w:ascii="Aptos" w:hAnsi="Aptos"/>
+        </w:rPr>
+        <w:t>&lt;/strong&gt;</w:t>
+      </w:r>
+      <w:r>
+        <w:rPr>
+          <w:rFonts w:ascii="Aptos" w:hAnsi="Aptos"/>
+        </w:rPr>
+        <w:t xml:space="preserve">. Despite being on high alert, flights to and from Cairo have been disrupted, and its proximity to the conflict zone could deter </w:t>
       </w:r>
       <w:proofErr w:type="gramStart"/>
       <w:r>
         <w:rPr>
           <w:rFonts w:ascii="Aptos" w:hAnsi="Aptos"/>
         </w:rPr>
-        <w:t>visitors .</w:t>
+        <w:t>visitors.</w:t>
+      </w:r>
+      <w:r>
+        <w:rPr>
+          <w:rFonts w:ascii="Aptos" w:hAnsi="Aptos"/>
+        </w:rPr>
+        <w:t>&lt;</w:t>
       </w:r>
       <w:proofErr w:type="gramEnd"/>
+      <w:r>
+        <w:rPr>
+          <w:rFonts w:ascii="Aptos" w:hAnsi="Aptos"/>
+        </w:rPr>
+        <w:t>p&gt;</w:t>
+      </w:r>
     </w:p>
     <w:p>
       <w:pPr>
@@ -2017,7 +2260,25 @@
         <w:rPr>
           <w:rFonts w:ascii="Aptos" w:hAnsi="Aptos"/>
         </w:rPr>
-        <w:t xml:space="preserve">- **Potential Shift in Tourist Flows**: Conversely, the conflict could redirect tourism to destinations perceived as safer and more stable. Southeast Asia and parts of Southern Europe </w:t>
+        <w:t>&lt;p&gt;&lt;strong&gt;</w:t>
+      </w:r>
+      <w:r>
+        <w:rPr>
+          <w:rFonts w:ascii="Aptos" w:hAnsi="Aptos"/>
+        </w:rPr>
+        <w:t>Potential Shift in Tourist Flows</w:t>
+      </w:r>
+      <w:r>
+        <w:rPr>
+          <w:rFonts w:ascii="Aptos" w:hAnsi="Aptos"/>
+        </w:rPr>
+        <w:t>&lt;/strong&gt;</w:t>
+      </w:r>
+      <w:r>
+        <w:rPr>
+          <w:rFonts w:ascii="Aptos" w:hAnsi="Aptos"/>
+        </w:rPr>
+        <w:t xml:space="preserve">: Conversely, the conflict could redirect tourism to destinations perceived as safer and more stable. Southeast Asia and parts of Southern Europe </w:t>
       </w:r>
       <w:proofErr w:type="gramStart"/>
       <w:r>
@@ -2031,7 +2292,75 @@
         <w:rPr>
           <w:rFonts w:ascii="Aptos" w:hAnsi="Aptos"/>
         </w:rPr>
-        <w:t xml:space="preserve"> likely beneficiaries. For Africa, this could mean an opportunity for countries in **Southern Africa** (like South Africa, Botswana, or Namibia) and **Indian Ocean island nations** (like Mauritius, Seychelles) to position themselves as safe, stable, and geographically distant alternatives for international tourists seeking long-haul destinations.</w:t>
+        <w:t xml:space="preserve"> likely beneficiaries. For Africa, this could mean an opportunity for countries in </w:t>
+      </w:r>
+      <w:r>
+        <w:rPr>
+          <w:rFonts w:ascii="Aptos" w:hAnsi="Aptos"/>
+        </w:rPr>
+        <w:t>&lt;strong&gt;</w:t>
+      </w:r>
+      <w:r>
+        <w:rPr>
+          <w:rFonts w:ascii="Aptos" w:hAnsi="Aptos"/>
+        </w:rPr>
+        <w:t>Southern Africa</w:t>
+      </w:r>
+      <w:r>
+        <w:rPr>
+          <w:rFonts w:ascii="Aptos" w:hAnsi="Aptos"/>
+        </w:rPr>
+        <w:t>&lt;/strong&gt;</w:t>
+      </w:r>
+      <w:r>
+        <w:rPr>
+          <w:rFonts w:ascii="Aptos" w:hAnsi="Aptos"/>
+        </w:rPr>
+        <w:t xml:space="preserve"> (like South Africa, Botswana, or Namibia) and </w:t>
+      </w:r>
+      <w:r>
+        <w:rPr>
+          <w:rFonts w:ascii="Aptos" w:hAnsi="Aptos"/>
+        </w:rPr>
+        <w:t>&lt;strong&gt;</w:t>
+      </w:r>
+      <w:r>
+        <w:rPr>
+          <w:rFonts w:ascii="Aptos" w:hAnsi="Aptos"/>
+        </w:rPr>
+        <w:t>Indian Ocean island nations</w:t>
+      </w:r>
+      <w:r>
+        <w:rPr>
+          <w:rFonts w:ascii="Aptos" w:hAnsi="Aptos"/>
+        </w:rPr>
+        <w:t>&lt;/strong&gt;</w:t>
+      </w:r>
+      <w:r>
+        <w:rPr>
+          <w:rFonts w:ascii="Aptos" w:hAnsi="Aptos"/>
+        </w:rPr>
+        <w:t xml:space="preserve"> (like Mauritius, Seychelles) to position themselves as safe, stable, and geographically distant alternatives for international tourists seeking long-haul </w:t>
+      </w:r>
+      <w:proofErr w:type="gramStart"/>
+      <w:r>
+        <w:rPr>
+          <w:rFonts w:ascii="Aptos" w:hAnsi="Aptos"/>
+        </w:rPr>
+        <w:t>destinations.</w:t>
+      </w:r>
+      <w:r>
+        <w:rPr>
+          <w:rFonts w:ascii="Aptos" w:hAnsi="Aptos"/>
+        </w:rPr>
+        <w:t>&lt;</w:t>
+      </w:r>
+      <w:proofErr w:type="gramEnd"/>
+      <w:r>
+        <w:rPr>
+          <w:rFonts w:ascii="Aptos" w:hAnsi="Aptos"/>
+        </w:rPr>
+        <w:t>p&gt;</w:t>
       </w:r>
     </w:p>
     <w:p>
@@ -2053,7 +2382,13 @@
         <w:rPr>
           <w:rFonts w:ascii="Aptos" w:hAnsi="Aptos"/>
         </w:rPr>
-        <w:t xml:space="preserve">#Connecting the Dots: </w:t>
+        <w:t>&lt;h2&gt;</w:t>
+      </w:r>
+      <w:r>
+        <w:rPr>
+          <w:rFonts w:ascii="Aptos" w:hAnsi="Aptos"/>
+        </w:rPr>
+        <w:t xml:space="preserve">Connecting the Dots: </w:t>
       </w:r>
       <w:proofErr w:type="spellStart"/>
       <w:r>
@@ -2068,6 +2403,12 @@
           <w:rFonts w:ascii="Aptos" w:hAnsi="Aptos"/>
         </w:rPr>
         <w:t>, Aviation, and Tourism</w:t>
+      </w:r>
+      <w:r>
+        <w:rPr>
+          <w:rFonts w:ascii="Aptos" w:hAnsi="Aptos"/>
+        </w:rPr>
+        <w:t>&lt;/h2&gt;</w:t>
       </w:r>
     </w:p>
     <w:p>
@@ -2081,6 +2422,12 @@
         <w:rPr>
           <w:rFonts w:ascii="Aptos" w:hAnsi="Aptos"/>
         </w:rPr>
+        <w:t>&lt;p&gt;</w:t>
+      </w:r>
+      <w:r>
+        <w:rPr>
+          <w:rFonts w:ascii="Aptos" w:hAnsi="Aptos"/>
+        </w:rPr>
         <w:t xml:space="preserve">The war's impact on these sectors directly ties back to the core goals and challenges of the </w:t>
       </w:r>
       <w:proofErr w:type="spellStart"/>
@@ -2095,7 +2442,27 @@
         <w:rPr>
           <w:rFonts w:ascii="Aptos" w:hAnsi="Aptos"/>
         </w:rPr>
-        <w:t xml:space="preserve"> discussed previously.</w:t>
+        <w:t xml:space="preserve"> discussed </w:t>
+      </w:r>
+      <w:proofErr w:type="gramStart"/>
+      <w:r>
+        <w:rPr>
+          <w:rFonts w:ascii="Aptos" w:hAnsi="Aptos"/>
+        </w:rPr>
+        <w:t>previously.</w:t>
+      </w:r>
+      <w:r>
+        <w:rPr>
+          <w:rFonts w:ascii="Aptos" w:hAnsi="Aptos"/>
+        </w:rPr>
+        <w:t>&lt;</w:t>
+      </w:r>
+      <w:proofErr w:type="gramEnd"/>
+      <w:r>
+        <w:rPr>
+          <w:rFonts w:ascii="Aptos" w:hAnsi="Aptos"/>
+        </w:rPr>
+        <w:t>p&gt;</w:t>
       </w:r>
     </w:p>
     <w:p>
@@ -2109,7 +2476,45 @@
         <w:rPr>
           <w:rFonts w:ascii="Aptos" w:hAnsi="Aptos"/>
         </w:rPr>
-        <w:t>- **The Aviation-Tourism Nexus**: The crisis highlights the critical importance of a robust African aviation industry not just for connectivity, but for the continent's tourism-dependent economies. The temporary rise of airlines like Ethiopian Airlines demonstrates the potential for African carriers to drive intra-African tourism and business travel.</w:t>
+        <w:t>&lt;p&gt;&lt;strong&gt;</w:t>
+      </w:r>
+      <w:r>
+        <w:rPr>
+          <w:rFonts w:ascii="Aptos" w:hAnsi="Aptos"/>
+        </w:rPr>
+        <w:t>The Aviation-Tourism Nexus</w:t>
+      </w:r>
+      <w:r>
+        <w:rPr>
+          <w:rFonts w:ascii="Aptos" w:hAnsi="Aptos"/>
+        </w:rPr>
+        <w:t>&lt;/strong&gt;</w:t>
+      </w:r>
+      <w:r>
+        <w:rPr>
+          <w:rFonts w:ascii="Aptos" w:hAnsi="Aptos"/>
+        </w:rPr>
+        <w:t xml:space="preserve">: The crisis highlights the critical importance of a robust African aviation industry not just for connectivity, but for the continent's tourism-dependent economies. The temporary rise of airlines like Ethiopian Airlines demonstrates the potential for African carriers to drive intra-African tourism and business </w:t>
+      </w:r>
+      <w:proofErr w:type="gramStart"/>
+      <w:r>
+        <w:rPr>
+          <w:rFonts w:ascii="Aptos" w:hAnsi="Aptos"/>
+        </w:rPr>
+        <w:t>travel.</w:t>
+      </w:r>
+      <w:r>
+        <w:rPr>
+          <w:rFonts w:ascii="Aptos" w:hAnsi="Aptos"/>
+        </w:rPr>
+        <w:t>&lt;</w:t>
+      </w:r>
+      <w:proofErr w:type="gramEnd"/>
+      <w:r>
+        <w:rPr>
+          <w:rFonts w:ascii="Aptos" w:hAnsi="Aptos"/>
+        </w:rPr>
+        <w:t>p&gt;</w:t>
       </w:r>
     </w:p>
     <w:p>
@@ -2123,6 +2528,12 @@
         <w:rPr>
           <w:rFonts w:ascii="Aptos" w:hAnsi="Aptos"/>
         </w:rPr>
+        <w:t>&lt;p&gt;</w:t>
+      </w:r>
+      <w:r>
+        <w:rPr>
+          <w:rFonts w:ascii="Aptos" w:hAnsi="Aptos"/>
+        </w:rPr>
         <w:t xml:space="preserve">The disruption highlights the vulnerability of Africa's reliance on external hubs and strengthens the argument for bolstering intra-African aviation connectivity, a key goal aligned with the </w:t>
       </w:r>
       <w:proofErr w:type="spellStart"/>
@@ -2137,20 +2548,46 @@
         <w:rPr>
           <w:rFonts w:ascii="Aptos" w:hAnsi="Aptos"/>
         </w:rPr>
-        <w:t xml:space="preserve"> vision </w:t>
+        <w:t xml:space="preserve"> </w:t>
       </w:r>
       <w:r>
         <w:rPr>
           <w:rFonts w:ascii="Aptos" w:hAnsi="Aptos"/>
         </w:rPr>
         <w:lastRenderedPageBreak/>
+        <w:t xml:space="preserve">vision </w:t>
+      </w:r>
+      <w:r>
+        <w:rPr>
+          <w:rFonts w:ascii="Aptos" w:hAnsi="Aptos"/>
+        </w:rPr>
         <w:t>of</w:t>
       </w:r>
       <w:r>
         <w:rPr>
           <w:rFonts w:ascii="Aptos" w:hAnsi="Aptos"/>
         </w:rPr>
-        <w:t xml:space="preserve"> facilitating the movement of goods and people. As one expert put it, "the issue is about positioning self to attract the market," and African airlines are now seizing that position.</w:t>
+        <w:t xml:space="preserve"> facilitating the movement of goods and people. As one expert put it, "the issue is about positioning self to attract the market," and African airlines are now seizing that </w:t>
+      </w:r>
+      <w:proofErr w:type="gramStart"/>
+      <w:r>
+        <w:rPr>
+          <w:rFonts w:ascii="Aptos" w:hAnsi="Aptos"/>
+        </w:rPr>
+        <w:t>position.</w:t>
+      </w:r>
+      <w:r>
+        <w:rPr>
+          <w:rFonts w:ascii="Aptos" w:hAnsi="Aptos"/>
+        </w:rPr>
+        <w:t>&lt;</w:t>
+      </w:r>
+      <w:proofErr w:type="gramEnd"/>
+      <w:r>
+        <w:rPr>
+          <w:rFonts w:ascii="Aptos" w:hAnsi="Aptos"/>
+        </w:rPr>
+        <w:t>p&gt;</w:t>
       </w:r>
     </w:p>
     <w:p>
@@ -2164,7 +2601,13 @@
         <w:rPr>
           <w:rFonts w:ascii="Aptos" w:hAnsi="Aptos"/>
         </w:rPr>
-        <w:t xml:space="preserve">- **Reinforcing the </w:t>
+        <w:t>&lt;p&gt;&lt;strong&gt;</w:t>
+      </w:r>
+      <w:r>
+        <w:rPr>
+          <w:rFonts w:ascii="Aptos" w:hAnsi="Aptos"/>
+        </w:rPr>
+        <w:t xml:space="preserve">Reinforcing the </w:t>
       </w:r>
       <w:proofErr w:type="spellStart"/>
       <w:r>
@@ -2178,7 +2621,19 @@
         <w:rPr>
           <w:rFonts w:ascii="Aptos" w:hAnsi="Aptos"/>
         </w:rPr>
-        <w:t xml:space="preserve"> Agenda**: The disruption serves as a powerful, real-world argument for accelerating the </w:t>
+        <w:t xml:space="preserve"> Agenda</w:t>
+      </w:r>
+      <w:r>
+        <w:rPr>
+          <w:rFonts w:ascii="Aptos" w:hAnsi="Aptos"/>
+        </w:rPr>
+        <w:t>&lt;/strong&gt;</w:t>
+      </w:r>
+      <w:r>
+        <w:rPr>
+          <w:rFonts w:ascii="Aptos" w:hAnsi="Aptos"/>
+        </w:rPr>
+        <w:t xml:space="preserve">: The disruption serves as a powerful, real-world argument for accelerating the </w:t>
       </w:r>
       <w:proofErr w:type="spellStart"/>
       <w:r>
@@ -2206,7 +2661,27 @@
         <w:rPr>
           <w:rFonts w:ascii="Aptos" w:hAnsi="Aptos"/>
         </w:rPr>
-        <w:t xml:space="preserve"> provides the framework to create the integrated market and harmonized standards needed to make this a reality.</w:t>
+        <w:t xml:space="preserve"> provides the framework to create the integrated market and harmonized standards needed to make this a </w:t>
+      </w:r>
+      <w:proofErr w:type="gramStart"/>
+      <w:r>
+        <w:rPr>
+          <w:rFonts w:ascii="Aptos" w:hAnsi="Aptos"/>
+        </w:rPr>
+        <w:t>reality.</w:t>
+      </w:r>
+      <w:r>
+        <w:rPr>
+          <w:rFonts w:ascii="Aptos" w:hAnsi="Aptos"/>
+        </w:rPr>
+        <w:t>&lt;</w:t>
+      </w:r>
+      <w:proofErr w:type="gramEnd"/>
+      <w:r>
+        <w:rPr>
+          <w:rFonts w:ascii="Aptos" w:hAnsi="Aptos"/>
+        </w:rPr>
+        <w:t>p&gt;</w:t>
       </w:r>
     </w:p>
     <w:p>
@@ -2220,7 +2695,25 @@
         <w:rPr>
           <w:rFonts w:ascii="Aptos" w:hAnsi="Aptos"/>
         </w:rPr>
-        <w:t xml:space="preserve">- **The Threat of Internal Friction**: At the same time, the economic pressures from the war could exacerbate existing trade tensions within Africa, which directly undermine the </w:t>
+        <w:t>&lt;p&gt;&lt;strong&gt;</w:t>
+      </w:r>
+      <w:r>
+        <w:rPr>
+          <w:rFonts w:ascii="Aptos" w:hAnsi="Aptos"/>
+        </w:rPr>
+        <w:t>The Threat of Internal Friction</w:t>
+      </w:r>
+      <w:r>
+        <w:rPr>
+          <w:rFonts w:ascii="Aptos" w:hAnsi="Aptos"/>
+        </w:rPr>
+        <w:t>&lt;/strong&gt;</w:t>
+      </w:r>
+      <w:r>
+        <w:rPr>
+          <w:rFonts w:ascii="Aptos" w:hAnsi="Aptos"/>
+        </w:rPr>
+        <w:t xml:space="preserve">: At the same time, the economic pressures from the war could exacerbate existing trade tensions within Africa, which directly undermine the </w:t>
       </w:r>
       <w:proofErr w:type="spellStart"/>
       <w:r>
@@ -2234,7 +2727,27 @@
         <w:rPr>
           <w:rFonts w:ascii="Aptos" w:hAnsi="Aptos"/>
         </w:rPr>
-        <w:t xml:space="preserve"> spirit. As countries face currency pressure and inflation, protectionist instincts may rise. For instance, a separate, recent dispute between Kenya and Tanzania over airline cargo rights threatened to increase prices for business travelers and tourists, underscoring how fragile regional cooperation can be under stress.</w:t>
+        <w:t xml:space="preserve"> spirit. As countries face currency pressure and inflation, protectionist instincts may rise. For instance, a separate, recent dispute between Kenya and Tanzania over airline cargo rights threatened to increase prices for business travelers and tourists, underscoring how fragile regional cooperation can be under </w:t>
+      </w:r>
+      <w:proofErr w:type="gramStart"/>
+      <w:r>
+        <w:rPr>
+          <w:rFonts w:ascii="Aptos" w:hAnsi="Aptos"/>
+        </w:rPr>
+        <w:t>stress.</w:t>
+      </w:r>
+      <w:r>
+        <w:rPr>
+          <w:rFonts w:ascii="Aptos" w:hAnsi="Aptos"/>
+        </w:rPr>
+        <w:t>&lt;</w:t>
+      </w:r>
+      <w:proofErr w:type="gramEnd"/>
+      <w:r>
+        <w:rPr>
+          <w:rFonts w:ascii="Aptos" w:hAnsi="Aptos"/>
+        </w:rPr>
+        <w:t>p&gt;</w:t>
       </w:r>
     </w:p>
     <w:p>
@@ -2248,6 +2761,12 @@
         <w:rPr>
           <w:rFonts w:ascii="Aptos" w:hAnsi="Aptos"/>
         </w:rPr>
+        <w:t>&lt;p&gt;</w:t>
+      </w:r>
+      <w:r>
+        <w:rPr>
+          <w:rFonts w:ascii="Aptos" w:hAnsi="Aptos"/>
+        </w:rPr>
         <w:t xml:space="preserve">In summary, the US-Iran war is a stress test for Africa's aviation and tourism industries, exposing their vulnerability to external shocks. However, it is also creating a rare window for African airlines to grow and reinforcing the strategic urgency of using the </w:t>
       </w:r>
       <w:proofErr w:type="spellStart"/>
@@ -2262,7 +2781,27 @@
         <w:rPr>
           <w:rFonts w:ascii="Aptos" w:hAnsi="Aptos"/>
         </w:rPr>
-        <w:t xml:space="preserve"> to build a more self-reliant and resilient continental economy.</w:t>
+        <w:t xml:space="preserve"> to build a more self-reliant and resilient continental </w:t>
+      </w:r>
+      <w:proofErr w:type="gramStart"/>
+      <w:r>
+        <w:rPr>
+          <w:rFonts w:ascii="Aptos" w:hAnsi="Aptos"/>
+        </w:rPr>
+        <w:t>economy.</w:t>
+      </w:r>
+      <w:r>
+        <w:rPr>
+          <w:rFonts w:ascii="Aptos" w:hAnsi="Aptos"/>
+        </w:rPr>
+        <w:t>&lt;</w:t>
+      </w:r>
+      <w:proofErr w:type="gramEnd"/>
+      <w:r>
+        <w:rPr>
+          <w:rFonts w:ascii="Aptos" w:hAnsi="Aptos"/>
+        </w:rPr>
+        <w:t>p&gt;</w:t>
       </w:r>
     </w:p>
     <w:p>
@@ -2274,6 +2813,7 @@
       </w:pPr>
     </w:p>
     <w:sectPr>
+      <w:footerReference w:type="default" r:id="rId7"/>
       <w:pgSz w:w="12240" w:h="15840"/>
       <w:pgMar w:top="1440" w:right="1440" w:bottom="1440" w:left="1440" w:header="720" w:footer="720" w:gutter="0"/>
       <w:cols w:space="720"/>
@@ -2281,6 +2821,184 @@
     </w:sectPr>
   </w:body>
 </w:document>
+</file>
+
+<file path=word/endnotes.xml><?xml version="1.0" encoding="utf-8"?>
+<w:endnotes xmlns:wpc="http://schemas.microsoft.com/office/word/2010/wordprocessingCanvas" xmlns:cx="http://schemas.microsoft.com/office/drawing/2014/chartex" xmlns:cx1="http://schemas.microsoft.com/office/drawing/2015/9/8/chartex" xmlns:cx2="http://schemas.microsoft.com/office/drawing/2015/10/21/chartex" xmlns:cx3="http://schemas.microsoft.com/office/drawing/2016/5/9/chartex" xmlns:cx4="http://schemas.microsoft.com/office/drawing/2016/5/10/chartex" xmlns:cx5="http://schemas.microsoft.com/office/drawing/2016/5/11/chartex" xmlns:cx6="http://schemas.microsoft.com/office/drawing/2016/5/12/chartex" xmlns:cx7="http://schemas.microsoft.com/office/drawing/2016/5/13/chartex" xmlns:cx8="http://schemas.microsoft.com/office/drawing/2016/5/14/chartex" xmlns:mc="http://schemas.openxmlformats.org/markup-compatibility/2006" xmlns:aink="http://schemas.microsoft.com/office/drawing/2016/ink" xmlns:am3d="http://schemas.microsoft.com/office/drawing/2017/model3d" xmlns:o="urn:schemas-microsoft-com:office:office" xmlns:oel="http://schemas.microsoft.com/office/2019/extlst" xmlns:r="http://schemas.openxmlformats.org/officeDocument/2006/relationships" xmlns:m="http://schemas.openxmlformats.org/officeDocument/2006/math" xmlns:v="urn:schemas-microsoft-com:vml" xmlns:wp14="http://schemas.microsoft.com/office/word/2010/wordprocessingDrawing" xmlns:wp="http://schemas.openxmlformats.org/drawingml/2006/wordprocessingDrawing" xmlns:w10="urn:schemas-microsoft-com:office:word" xmlns:w="http://schemas.openxmlformats.org/wordprocessingml/2006/main" xmlns:w14="http://schemas.microsoft.com/office/word/2010/wordml" xmlns:w15="http://schemas.microsoft.com/office/word/2012/wordml" xmlns:w16cex="http://schemas.microsoft.com/office/word/2018/wordml/cex" xmlns:w16cid="http://schemas.microsoft.com/office/word/2016/wordml/cid" xmlns:w16="http://schemas.microsoft.com/office/word/2018/wordml" xmlns:w16du="http://schemas.microsoft.com/office/word/2023/wordml/word16du" xmlns:w16sdtdh="http://schemas.microsoft.com/office/word/2020/wordml/sdtdatahash" xmlns:w16sdtfl="http://schemas.microsoft.com/office/word/2024/wordml/sdtformatlock" xmlns:w16se="http://schemas.microsoft.com/office/word/2015/wordml/symex" xmlns:wpg="http://schemas.microsoft.com/office/word/2010/wordprocessingGroup" xmlns:wpi="http://schemas.microsoft.com/office/word/2010/wordprocessingInk" xmlns:wne="http://schemas.microsoft.com/office/word/2006/wordml" xmlns:wps="http://schemas.microsoft.com/office/word/2010/wordprocessingShape" mc:Ignorable="w14 w15 w16se w16cid w16 w16cex w16sdtdh w16sdtfl w16du wp14">
+  <w:endnote w:type="separator" w:id="-1">
+    <w:p>
+      <w:pPr>
+        <w:spacing w:after="0" w:line="240" w:lineRule="auto"/>
+      </w:pPr>
+      <w:r>
+        <w:separator/>
+      </w:r>
+    </w:p>
+  </w:endnote>
+  <w:endnote w:type="continuationSeparator" w:id="0">
+    <w:p>
+      <w:pPr>
+        <w:spacing w:after="0" w:line="240" w:lineRule="auto"/>
+      </w:pPr>
+      <w:r>
+        <w:continuationSeparator/>
+      </w:r>
+    </w:p>
+  </w:endnote>
+</w:endnotes>
+</file>
+
+<file path=word/footer1.xml><?xml version="1.0" encoding="utf-8"?>
+<w:ftr xmlns:wpc="http://schemas.microsoft.com/office/word/2010/wordprocessingCanvas" xmlns:cx="http://schemas.microsoft.com/office/drawing/2014/chartex" xmlns:cx1="http://schemas.microsoft.com/office/drawing/2015/9/8/chartex" xmlns:cx2="http://schemas.microsoft.com/office/drawing/2015/10/21/chartex" xmlns:cx3="http://schemas.microsoft.com/office/drawing/2016/5/9/chartex" xmlns:cx4="http://schemas.microsoft.com/office/drawing/2016/5/10/chartex" xmlns:cx5="http://schemas.microsoft.com/office/drawing/2016/5/11/chartex" xmlns:cx6="http://schemas.microsoft.com/office/drawing/2016/5/12/chartex" xmlns:cx7="http://schemas.microsoft.com/office/drawing/2016/5/13/chartex" xmlns:cx8="http://schemas.microsoft.com/office/drawing/2016/5/14/chartex" xmlns:mc="http://schemas.openxmlformats.org/markup-compatibility/2006" xmlns:aink="http://schemas.microsoft.com/office/drawing/2016/ink" xmlns:am3d="http://schemas.microsoft.com/office/drawing/2017/model3d" xmlns:o="urn:schemas-microsoft-com:office:office" xmlns:oel="http://schemas.microsoft.com/office/2019/extlst" xmlns:r="http://schemas.openxmlformats.org/officeDocument/2006/relationships" xmlns:m="http://schemas.openxmlformats.org/officeDocument/2006/math" xmlns:v="urn:schemas-microsoft-com:vml" xmlns:wp14="http://schemas.microsoft.com/office/word/2010/wordprocessingDrawing" xmlns:wp="http://schemas.openxmlformats.org/drawingml/2006/wordprocessingDrawing" xmlns:w10="urn:schemas-microsoft-com:office:word" xmlns:w="http://schemas.openxmlformats.org/wordprocessingml/2006/main" xmlns:w14="http://schemas.microsoft.com/office/word/2010/wordml" xmlns:w15="http://schemas.microsoft.com/office/word/2012/wordml" xmlns:w16cex="http://schemas.microsoft.com/office/word/2018/wordml/cex" xmlns:w16cid="http://schemas.microsoft.com/office/word/2016/wordml/cid" xmlns:w16="http://schemas.microsoft.com/office/word/2018/wordml" xmlns:w16du="http://schemas.microsoft.com/office/word/2023/wordml/word16du" xmlns:w16sdtdh="http://schemas.microsoft.com/office/word/2020/wordml/sdtdatahash" xmlns:w16sdtfl="http://schemas.microsoft.com/office/word/2024/wordml/sdtformatlock" xmlns:w16se="http://schemas.microsoft.com/office/word/2015/wordml/symex" xmlns:wpg="http://schemas.microsoft.com/office/word/2010/wordprocessingGroup" xmlns:wpi="http://schemas.microsoft.com/office/word/2010/wordprocessingInk" xmlns:wne="http://schemas.microsoft.com/office/word/2006/wordml" xmlns:wps="http://schemas.microsoft.com/office/word/2010/wordprocessingShape" mc:Ignorable="w14 w15 w16se w16cid w16 w16cex w16sdtdh w16sdtfl w16du wp14">
+  <w:sdt>
+    <w:sdtPr>
+      <w:id w:val="1128657016"/>
+      <w:docPartObj>
+        <w:docPartGallery w:val="Page Numbers (Bottom of Page)"/>
+        <w:docPartUnique/>
+      </w:docPartObj>
+    </w:sdtPr>
+    <w:sdtContent>
+      <w:sdt>
+        <w:sdtPr>
+          <w:id w:val="1728636285"/>
+          <w:docPartObj>
+            <w:docPartGallery w:val="Page Numbers (Top of Page)"/>
+            <w:docPartUnique/>
+          </w:docPartObj>
+        </w:sdtPr>
+        <w:sdtContent>
+          <w:p>
+            <w:pPr>
+              <w:pStyle w:val="Footer"/>
+              <w:jc w:val="center"/>
+            </w:pPr>
+            <w:r>
+              <w:t xml:space="preserve">Page </w:t>
+            </w:r>
+            <w:r>
+              <w:rPr>
+                <w:b/>
+                <w:bCs/>
+                <w:sz w:val="24"/>
+                <w:szCs w:val="24"/>
+              </w:rPr>
+              <w:fldChar w:fldCharType="begin"/>
+            </w:r>
+            <w:r>
+              <w:rPr>
+                <w:b/>
+                <w:bCs/>
+              </w:rPr>
+              <w:instrText xml:space="preserve"> PAGE </w:instrText>
+            </w:r>
+            <w:r>
+              <w:rPr>
+                <w:b/>
+                <w:bCs/>
+                <w:sz w:val="24"/>
+                <w:szCs w:val="24"/>
+              </w:rPr>
+              <w:fldChar w:fldCharType="separate"/>
+            </w:r>
+            <w:r>
+              <w:rPr>
+                <w:b/>
+                <w:bCs/>
+                <w:noProof/>
+              </w:rPr>
+              <w:t>2</w:t>
+            </w:r>
+            <w:r>
+              <w:rPr>
+                <w:b/>
+                <w:bCs/>
+                <w:sz w:val="24"/>
+                <w:szCs w:val="24"/>
+              </w:rPr>
+              <w:fldChar w:fldCharType="end"/>
+            </w:r>
+            <w:r>
+              <w:t xml:space="preserve"> of </w:t>
+            </w:r>
+            <w:r>
+              <w:rPr>
+                <w:b/>
+                <w:bCs/>
+                <w:sz w:val="24"/>
+                <w:szCs w:val="24"/>
+              </w:rPr>
+              <w:fldChar w:fldCharType="begin"/>
+            </w:r>
+            <w:r>
+              <w:rPr>
+                <w:b/>
+                <w:bCs/>
+              </w:rPr>
+              <w:instrText xml:space="preserve"> NUMPAGES  </w:instrText>
+            </w:r>
+            <w:r>
+              <w:rPr>
+                <w:b/>
+                <w:bCs/>
+                <w:sz w:val="24"/>
+                <w:szCs w:val="24"/>
+              </w:rPr>
+              <w:fldChar w:fldCharType="separate"/>
+            </w:r>
+            <w:r>
+              <w:rPr>
+                <w:b/>
+                <w:bCs/>
+                <w:noProof/>
+              </w:rPr>
+              <w:t>2</w:t>
+            </w:r>
+            <w:r>
+              <w:rPr>
+                <w:b/>
+                <w:bCs/>
+                <w:sz w:val="24"/>
+                <w:szCs w:val="24"/>
+              </w:rPr>
+              <w:fldChar w:fldCharType="end"/>
+            </w:r>
+          </w:p>
+        </w:sdtContent>
+      </w:sdt>
+    </w:sdtContent>
+  </w:sdt>
+  <w:p>
+    <w:pPr>
+      <w:pStyle w:val="Footer"/>
+    </w:pPr>
+  </w:p>
+</w:ftr>
+</file>
+
+<file path=word/footnotes.xml><?xml version="1.0" encoding="utf-8"?>
+<w:footnotes xmlns:wpc="http://schemas.microsoft.com/office/word/2010/wordprocessingCanvas" xmlns:cx="http://schemas.microsoft.com/office/drawing/2014/chartex" xmlns:cx1="http://schemas.microsoft.com/office/drawing/2015/9/8/chartex" xmlns:cx2="http://schemas.microsoft.com/office/drawing/2015/10/21/chartex" xmlns:cx3="http://schemas.microsoft.com/office/drawing/2016/5/9/chartex" xmlns:cx4="http://schemas.microsoft.com/office/drawing/2016/5/10/chartex" xmlns:cx5="http://schemas.microsoft.com/office/drawing/2016/5/11/chartex" xmlns:cx6="http://schemas.microsoft.com/office/drawing/2016/5/12/chartex" xmlns:cx7="http://schemas.microsoft.com/office/drawing/2016/5/13/chartex" xmlns:cx8="http://schemas.microsoft.com/office/drawing/2016/5/14/chartex" xmlns:mc="http://schemas.openxmlformats.org/markup-compatibility/2006" xmlns:aink="http://schemas.microsoft.com/office/drawing/2016/ink" xmlns:am3d="http://schemas.microsoft.com/office/drawing/2017/model3d" xmlns:o="urn:schemas-microsoft-com:office:office" xmlns:oel="http://schemas.microsoft.com/office/2019/extlst" xmlns:r="http://schemas.openxmlformats.org/officeDocument/2006/relationships" xmlns:m="http://schemas.openxmlformats.org/officeDocument/2006/math" xmlns:v="urn:schemas-microsoft-com:vml" xmlns:wp14="http://schemas.microsoft.com/office/word/2010/wordprocessingDrawing" xmlns:wp="http://schemas.openxmlformats.org/drawingml/2006/wordprocessingDrawing" xmlns:w10="urn:schemas-microsoft-com:office:word" xmlns:w="http://schemas.openxmlformats.org/wordprocessingml/2006/main" xmlns:w14="http://schemas.microsoft.com/office/word/2010/wordml" xmlns:w15="http://schemas.microsoft.com/office/word/2012/wordml" xmlns:w16cex="http://schemas.microsoft.com/office/word/2018/wordml/cex" xmlns:w16cid="http://schemas.microsoft.com/office/word/2016/wordml/cid" xmlns:w16="http://schemas.microsoft.com/office/word/2018/wordml" xmlns:w16du="http://schemas.microsoft.com/office/word/2023/wordml/word16du" xmlns:w16sdtdh="http://schemas.microsoft.com/office/word/2020/wordml/sdtdatahash" xmlns:w16sdtfl="http://schemas.microsoft.com/office/word/2024/wordml/sdtformatlock" xmlns:w16se="http://schemas.microsoft.com/office/word/2015/wordml/symex" xmlns:wpg="http://schemas.microsoft.com/office/word/2010/wordprocessingGroup" xmlns:wpi="http://schemas.microsoft.com/office/word/2010/wordprocessingInk" xmlns:wne="http://schemas.microsoft.com/office/word/2006/wordml" xmlns:wps="http://schemas.microsoft.com/office/word/2010/wordprocessingShape" mc:Ignorable="w14 w15 w16se w16cid w16 w16cex w16sdtdh w16sdtfl w16du wp14">
+  <w:footnote w:type="separator" w:id="-1">
+    <w:p>
+      <w:pPr>
+        <w:spacing w:after="0" w:line="240" w:lineRule="auto"/>
+      </w:pPr>
+      <w:r>
+        <w:separator/>
+      </w:r>
+    </w:p>
+  </w:footnote>
+  <w:footnote w:type="continuationSeparator" w:id="0">
+    <w:p>
+      <w:pPr>
+        <w:spacing w:after="0" w:line="240" w:lineRule="auto"/>
+      </w:pPr>
+      <w:r>
+        <w:continuationSeparator/>
+      </w:r>
+    </w:p>
+  </w:footnote>
+</w:footnotes>
 </file>
 
 <file path=word/numbering.xml><?xml version="1.0" encoding="utf-8"?>
@@ -5448,6 +6166,50 @@
       <w:shd w:val="clear" w:color="auto" w:fill="E1DFDD"/>
     </w:rPr>
   </w:style>
+  <w:style w:type="paragraph" w:styleId="Header">
+    <w:name w:val="header"/>
+    <w:basedOn w:val="Normal"/>
+    <w:link w:val="HeaderChar"/>
+    <w:uiPriority w:val="99"/>
+    <w:unhideWhenUsed/>
+    <w:rsid w:val="00DD35B9"/>
+    <w:pPr>
+      <w:tabs>
+        <w:tab w:val="center" w:pos="4680"/>
+        <w:tab w:val="right" w:pos="9360"/>
+      </w:tabs>
+      <w:spacing w:after="0" w:line="240" w:lineRule="auto"/>
+    </w:pPr>
+  </w:style>
+  <w:style w:type="character" w:customStyle="1" w:styleId="HeaderChar">
+    <w:name w:val="Header Char"/>
+    <w:basedOn w:val="DefaultParagraphFont"/>
+    <w:link w:val="Header"/>
+    <w:uiPriority w:val="99"/>
+    <w:rsid w:val="00DD35B9"/>
+  </w:style>
+  <w:style w:type="paragraph" w:styleId="Footer">
+    <w:name w:val="footer"/>
+    <w:basedOn w:val="Normal"/>
+    <w:link w:val="FooterChar"/>
+    <w:uiPriority w:val="99"/>
+    <w:unhideWhenUsed/>
+    <w:rsid w:val="00DD35B9"/>
+    <w:pPr>
+      <w:tabs>
+        <w:tab w:val="center" w:pos="4680"/>
+        <w:tab w:val="right" w:pos="9360"/>
+      </w:tabs>
+      <w:spacing w:after="0" w:line="240" w:lineRule="auto"/>
+    </w:pPr>
+  </w:style>
+  <w:style w:type="character" w:customStyle="1" w:styleId="FooterChar">
+    <w:name w:val="Footer Char"/>
+    <w:basedOn w:val="DefaultParagraphFont"/>
+    <w:link w:val="Footer"/>
+    <w:uiPriority w:val="99"/>
+    <w:rsid w:val="00DD35B9"/>
+  </w:style>
 </w:styles>
 </file>
 
